--- a/docs/RESPUESTA_REVISION_GENERAL_QA_YOLINEL_2026_10_17.docx
+++ b/docs/RESPUESTA_REVISION_GENERAL_QA_YOLINEL_2026_10_17.docx
@@ -107,13 +107,13 @@
           <w:i w:val="0"/>
           <w:sz w:val="18"/>
         </w:rPr>
-        <w:t>{{IMPL_SHA}}</w:t>
-      </w:r>
-      <w:r>
-        <w:rPr>
-          <w:i w:val="0"/>
-        </w:rPr>
-        <w:t xml:space="preserve"> · estado </w:t>
+        <w:t>dbd6122</w:t>
+      </w:r>
+      <w:r>
+        <w:rPr>
+          <w:i w:val="0"/>
+        </w:rPr>
+        <w:t xml:space="preserve"> (IMPL) + </w:t>
       </w:r>
       <w:r>
         <w:rPr>
@@ -121,7 +121,21 @@
           <w:i w:val="0"/>
           <w:sz w:val="18"/>
         </w:rPr>
-        <w:t>IMPLEMENTED_PENDING_CERTIFICATION</w:t>
+        <w:t>9390afc</w:t>
+      </w:r>
+      <w:r>
+        <w:rPr>
+          <w:i w:val="0"/>
+        </w:rPr>
+        <w:t xml:space="preserve"> (IMPL-2) · estado </w:t>
+      </w:r>
+      <w:r>
+        <w:rPr>
+          <w:rFonts w:ascii="Consolas" w:hAnsi="Consolas"/>
+          <w:i w:val="0"/>
+          <w:sz w:val="18"/>
+        </w:rPr>
+        <w:t>LOCALLY_CERTIFYING</w:t>
       </w:r>
     </w:p>
     <w:p/>
